--- a/physics_course/word/lesson14.docx
+++ b/physics_course/word/lesson14.docx
@@ -21,43 +21,39 @@
         <w:rPr>
           <w:sz w:val="24"/>
         </w:rPr>
-        <w:t>ข้อ p2_l14_001: สนามแม่เหล็ก คือข้อใด</w:t>
+        <w:t>1. สนามแม่เหล็ก คือข้อใด</w:t>
       </w:r>
     </w:p>
     <w:p>
       <w:pPr>
-        <w:pStyle w:val="ListBullet"/>
         <w:ind w:left="720"/>
       </w:pPr>
       <w:r>
-        <w:t xml:space="preserve">    ก</w:t>
+        <w:t xml:space="preserve">    1. ก</w:t>
       </w:r>
     </w:p>
     <w:p>
       <w:pPr>
-        <w:pStyle w:val="ListBullet"/>
         <w:ind w:left="720"/>
       </w:pPr>
       <w:r>
-        <w:t xml:space="preserve">    ข</w:t>
+        <w:t xml:space="preserve">    2. ข</w:t>
       </w:r>
     </w:p>
     <w:p>
       <w:pPr>
-        <w:pStyle w:val="ListBullet"/>
         <w:ind w:left="720"/>
       </w:pPr>
       <w:r>
-        <w:t xml:space="preserve">    ค</w:t>
+        <w:t xml:space="preserve">    3. ค</w:t>
       </w:r>
     </w:p>
     <w:p>
       <w:pPr>
-        <w:pStyle w:val="ListBullet"/>
         <w:ind w:left="720"/>
       </w:pPr>
       <w:r>
-        <w:t xml:space="preserve">    ง</w:t>
+        <w:t xml:space="preserve">    4. ง</w:t>
       </w:r>
     </w:p>
     <w:p/>
@@ -66,7 +62,130 @@
         <w:rPr>
           <w:sz w:val="24"/>
         </w:rPr>
-        <w:t>ข้อ p2_l14_002: ขดลวดที่มีกระแสไฟฟ้าลัดผ่าน จะเกิดสนามแม่เหล็กรอบขดลวดนั้น ข้อใดถูกต้องเกี่ยวกับทิศทางของสนามแม่เหล็ก</w:t>
+        <w:t>2. ขดลวดที่มีกระแสไฟฟ้าลัดผ่าน จะเกิดสนามแม่เหล็กรอบขดลวดนั้น ข้อใดถูกต้องเกี่ยวกับทิศทางของสนามแม่เหล็ก</w:t>
+      </w:r>
+    </w:p>
+    <w:p>
+      <w:pPr>
+        <w:ind w:left="720"/>
+      </w:pPr>
+      <w:r>
+        <w:t xml:space="preserve">    1. ก</w:t>
+      </w:r>
+    </w:p>
+    <w:p>
+      <w:pPr>
+        <w:ind w:left="720"/>
+      </w:pPr>
+      <w:r>
+        <w:t xml:space="preserve">    2. ข</w:t>
+      </w:r>
+    </w:p>
+    <w:p>
+      <w:pPr>
+        <w:ind w:left="720"/>
+      </w:pPr>
+      <w:r>
+        <w:t xml:space="preserve">    3. ค</w:t>
+      </w:r>
+    </w:p>
+    <w:p>
+      <w:pPr>
+        <w:ind w:left="720"/>
+      </w:pPr>
+      <w:r>
+        <w:t xml:space="preserve">    4. ง</w:t>
+      </w:r>
+    </w:p>
+    <w:p/>
+    <w:p>
+      <w:r>
+        <w:rPr>
+          <w:sz w:val="24"/>
+        </w:rPr>
+        <w:t>3. เส้นแรงแม่เหล็ก มีคุณสมบัติอย่างไร</w:t>
+      </w:r>
+    </w:p>
+    <w:p>
+      <w:pPr>
+        <w:ind w:left="720"/>
+      </w:pPr>
+      <w:r>
+        <w:t xml:space="preserve">    1. ก</w:t>
+      </w:r>
+    </w:p>
+    <w:p>
+      <w:pPr>
+        <w:ind w:left="720"/>
+      </w:pPr>
+      <w:r>
+        <w:t xml:space="preserve">    2. ข</w:t>
+      </w:r>
+    </w:p>
+    <w:p>
+      <w:pPr>
+        <w:ind w:left="720"/>
+      </w:pPr>
+      <w:r>
+        <w:t xml:space="preserve">    3. ค</w:t>
+      </w:r>
+    </w:p>
+    <w:p>
+      <w:pPr>
+        <w:ind w:left="720"/>
+      </w:pPr>
+      <w:r>
+        <w:t xml:space="preserve">    4. ง</w:t>
+      </w:r>
+    </w:p>
+    <w:p/>
+    <w:p>
+      <w:r>
+        <w:rPr>
+          <w:sz w:val="24"/>
+        </w:rPr>
+        <w:t>4. บริเวณใดมีสนามแม่เหล็กมากที่สุด</w:t>
+      </w:r>
+    </w:p>
+    <w:p>
+      <w:pPr>
+        <w:ind w:left="720"/>
+      </w:pPr>
+      <w:r>
+        <w:t xml:space="preserve">    1. ก</w:t>
+      </w:r>
+    </w:p>
+    <w:p>
+      <w:pPr>
+        <w:ind w:left="720"/>
+      </w:pPr>
+      <w:r>
+        <w:t xml:space="preserve">    2. ข</w:t>
+      </w:r>
+    </w:p>
+    <w:p>
+      <w:pPr>
+        <w:ind w:left="720"/>
+      </w:pPr>
+      <w:r>
+        <w:t xml:space="preserve">    3. ค</w:t>
+      </w:r>
+    </w:p>
+    <w:p>
+      <w:pPr>
+        <w:ind w:left="720"/>
+      </w:pPr>
+      <w:r>
+        <w:t xml:space="preserve">    4. ง</w:t>
+      </w:r>
+    </w:p>
+    <w:p/>
+    <w:p>
+      <w:r>
+        <w:rPr>
+          <w:sz w:val="24"/>
+        </w:rPr>
+        <w:t>5. แม่เหล็กถาวรมีขั้วแม่เหล็กกี่ขั้ว และขั้วที่ชอบชี้ไปทางทิศเหนือทางภูมิศาสตร์เรียกว่าขั้วอะไร</w:t>
       </w:r>
     </w:p>
     <w:p>
@@ -82,7 +201,7 @@
               <a:graphicData uri="http://schemas.openxmlformats.org/drawingml/2006/picture">
                 <pic:pic>
                   <pic:nvPicPr>
-                    <pic:cNvPr id="0" name="physics_img_q2_l14_002.png"/>
+                    <pic:cNvPr id="0" name="physics_img_5.png"/>
                     <pic:cNvPicPr/>
                   </pic:nvPicPr>
                   <pic:blipFill>
@@ -108,38 +227,34 @@
     <w:p/>
     <w:p>
       <w:pPr>
-        <w:pStyle w:val="ListBullet"/>
         <w:ind w:left="720"/>
       </w:pPr>
       <w:r>
-        <w:t xml:space="preserve">    ก</w:t>
+        <w:t xml:space="preserve">    1. ก</w:t>
       </w:r>
     </w:p>
     <w:p>
       <w:pPr>
-        <w:pStyle w:val="ListBullet"/>
         <w:ind w:left="720"/>
       </w:pPr>
       <w:r>
-        <w:t xml:space="preserve">    ข</w:t>
+        <w:t xml:space="preserve">    2. ข</w:t>
       </w:r>
     </w:p>
     <w:p>
       <w:pPr>
-        <w:pStyle w:val="ListBullet"/>
         <w:ind w:left="720"/>
       </w:pPr>
       <w:r>
-        <w:t xml:space="preserve">    ค</w:t>
+        <w:t xml:space="preserve">    3. ค</w:t>
       </w:r>
     </w:p>
     <w:p>
       <w:pPr>
-        <w:pStyle w:val="ListBullet"/>
         <w:ind w:left="720"/>
       </w:pPr>
       <w:r>
-        <w:t xml:space="preserve">    ง</w:t>
+        <w:t xml:space="preserve">    4. ง</w:t>
       </w:r>
     </w:p>
     <w:p/>
@@ -148,43 +263,39 @@
         <w:rPr>
           <w:sz w:val="24"/>
         </w:rPr>
-        <w:t>ข้อ p2_l14_003: เส้นแรงแม่เหล็ก มีคุณสมบัติอย่างไร</w:t>
+        <w:t>6. เมื่อนำขั้วเหนือ (N) ของแม่เหล็ก两根ขั้วเข้าหากัน จะเกิดอะไรขึ้น</w:t>
       </w:r>
     </w:p>
     <w:p>
       <w:pPr>
-        <w:pStyle w:val="ListBullet"/>
         <w:ind w:left="720"/>
       </w:pPr>
       <w:r>
-        <w:t xml:space="preserve">    ก</w:t>
+        <w:t xml:space="preserve">    1. ก</w:t>
       </w:r>
     </w:p>
     <w:p>
       <w:pPr>
-        <w:pStyle w:val="ListBullet"/>
         <w:ind w:left="720"/>
       </w:pPr>
       <w:r>
-        <w:t xml:space="preserve">    ข</w:t>
+        <w:t xml:space="preserve">    2. ข</w:t>
       </w:r>
     </w:p>
     <w:p>
       <w:pPr>
-        <w:pStyle w:val="ListBullet"/>
         <w:ind w:left="720"/>
       </w:pPr>
       <w:r>
-        <w:t xml:space="preserve">    ค</w:t>
+        <w:t xml:space="preserve">    3. ค</w:t>
       </w:r>
     </w:p>
     <w:p>
       <w:pPr>
-        <w:pStyle w:val="ListBullet"/>
         <w:ind w:left="720"/>
       </w:pPr>
       <w:r>
-        <w:t xml:space="preserve">    ง</w:t>
+        <w:t xml:space="preserve">    4. ง</w:t>
       </w:r>
     </w:p>
     <w:p/>
@@ -193,43 +304,39 @@
         <w:rPr>
           <w:sz w:val="24"/>
         </w:rPr>
-        <w:t>ข้อ p2_l14_004: บริเวณใดมีสนามแม่เหล็กมากที่สุด</w:t>
+        <w:t>7. เมื่อนำขั้วเหนือ (N) และขั้วใต้ (S) ของแม่เหล็ก两根ขั้วเข้าหากัน จะเกิดอะไรขึ้น</w:t>
       </w:r>
     </w:p>
     <w:p>
       <w:pPr>
-        <w:pStyle w:val="ListBullet"/>
         <w:ind w:left="720"/>
       </w:pPr>
       <w:r>
-        <w:t xml:space="preserve">    ก</w:t>
+        <w:t xml:space="preserve">    1. ก</w:t>
       </w:r>
     </w:p>
     <w:p>
       <w:pPr>
-        <w:pStyle w:val="ListBullet"/>
         <w:ind w:left="720"/>
       </w:pPr>
       <w:r>
-        <w:t xml:space="preserve">    ข</w:t>
+        <w:t xml:space="preserve">    2. ข</w:t>
       </w:r>
     </w:p>
     <w:p>
       <w:pPr>
-        <w:pStyle w:val="ListBullet"/>
         <w:ind w:left="720"/>
       </w:pPr>
       <w:r>
-        <w:t xml:space="preserve">    ค</w:t>
+        <w:t xml:space="preserve">    3. ค</w:t>
       </w:r>
     </w:p>
     <w:p>
       <w:pPr>
-        <w:pStyle w:val="ListBullet"/>
         <w:ind w:left="720"/>
       </w:pPr>
       <w:r>
-        <w:t xml:space="preserve">    ง</w:t>
+        <w:t xml:space="preserve">    4. ง</w:t>
       </w:r>
     </w:p>
     <w:p/>
@@ -238,43 +345,39 @@
         <w:rPr>
           <w:sz w:val="24"/>
         </w:rPr>
-        <w:t>ข้อ p2_l14_005: แม่เหล็กถาวรมีขั้วแม่เหล็กกี่ขั้ว และขั้วที่ชอบชี้ไปทางทิศเหนือทางภูมิศาสตร์เรียกว่าขั้วอะไร</w:t>
+        <w:t>8. สนามแม่เหล็กโลกเกิดจากอะไร</w:t>
       </w:r>
     </w:p>
     <w:p>
       <w:pPr>
-        <w:pStyle w:val="ListBullet"/>
         <w:ind w:left="720"/>
       </w:pPr>
       <w:r>
-        <w:t xml:space="preserve">    ก</w:t>
+        <w:t xml:space="preserve">    1. ก</w:t>
       </w:r>
     </w:p>
     <w:p>
       <w:pPr>
-        <w:pStyle w:val="ListBullet"/>
         <w:ind w:left="720"/>
       </w:pPr>
       <w:r>
-        <w:t xml:space="preserve">    ข</w:t>
+        <w:t xml:space="preserve">    2. ข</w:t>
       </w:r>
     </w:p>
     <w:p>
       <w:pPr>
-        <w:pStyle w:val="ListBullet"/>
         <w:ind w:left="720"/>
       </w:pPr>
       <w:r>
-        <w:t xml:space="preserve">    ค</w:t>
+        <w:t xml:space="preserve">    3. ค</w:t>
       </w:r>
     </w:p>
     <w:p>
       <w:pPr>
-        <w:pStyle w:val="ListBullet"/>
         <w:ind w:left="720"/>
       </w:pPr>
       <w:r>
-        <w:t xml:space="preserve">    ง</w:t>
+        <w:t xml:space="preserve">    4. ง</w:t>
       </w:r>
     </w:p>
     <w:p/>
@@ -283,7 +386,48 @@
         <w:rPr>
           <w:sz w:val="24"/>
         </w:rPr>
-        <w:t>ข้อ p2_l14_006: เมื่อนำขั้วเหนือ (N) ของแม่เหล็ก两根ขั้วเข้าหากัน จะเกิดอะไรขึ้น</w:t>
+        <w:t>9. ข้อใดเกี่ยวกับสนามแม่เหล็กโลกไม่ถูกต้อง</w:t>
+      </w:r>
+    </w:p>
+    <w:p>
+      <w:pPr>
+        <w:ind w:left="720"/>
+      </w:pPr>
+      <w:r>
+        <w:t xml:space="preserve">    1. ก</w:t>
+      </w:r>
+    </w:p>
+    <w:p>
+      <w:pPr>
+        <w:ind w:left="720"/>
+      </w:pPr>
+      <w:r>
+        <w:t xml:space="preserve">    2. ข</w:t>
+      </w:r>
+    </w:p>
+    <w:p>
+      <w:pPr>
+        <w:ind w:left="720"/>
+      </w:pPr>
+      <w:r>
+        <w:t xml:space="preserve">    3. ค</w:t>
+      </w:r>
+    </w:p>
+    <w:p>
+      <w:pPr>
+        <w:ind w:left="720"/>
+      </w:pPr>
+      <w:r>
+        <w:t xml:space="preserve">    4. ง</w:t>
+      </w:r>
+    </w:p>
+    <w:p/>
+    <w:p>
+      <w:r>
+        <w:rPr>
+          <w:sz w:val="24"/>
+        </w:rPr>
+        <w:t>10. เข็มทิศชี้ไปทางทิศเหนือเสมอ เพราะเหตุใด</w:t>
       </w:r>
     </w:p>
     <w:p>
@@ -299,7 +443,7 @@
               <a:graphicData uri="http://schemas.openxmlformats.org/drawingml/2006/picture">
                 <pic:pic>
                   <pic:nvPicPr>
-                    <pic:cNvPr id="0" name="physics_img_q2_l14_006.png"/>
+                    <pic:cNvPr id="0" name="physics_img_10.png"/>
                     <pic:cNvPicPr/>
                   </pic:nvPicPr>
                   <pic:blipFill>
@@ -325,38 +469,34 @@
     <w:p/>
     <w:p>
       <w:pPr>
-        <w:pStyle w:val="ListBullet"/>
         <w:ind w:left="720"/>
       </w:pPr>
       <w:r>
-        <w:t xml:space="preserve">    ก</w:t>
+        <w:t xml:space="preserve">    1. ก</w:t>
       </w:r>
     </w:p>
     <w:p>
       <w:pPr>
-        <w:pStyle w:val="ListBullet"/>
         <w:ind w:left="720"/>
       </w:pPr>
       <w:r>
-        <w:t xml:space="preserve">    ข</w:t>
+        <w:t xml:space="preserve">    2. ข</w:t>
       </w:r>
     </w:p>
     <w:p>
       <w:pPr>
-        <w:pStyle w:val="ListBullet"/>
         <w:ind w:left="720"/>
       </w:pPr>
       <w:r>
-        <w:t xml:space="preserve">    ค</w:t>
+        <w:t xml:space="preserve">    3. ค</w:t>
       </w:r>
     </w:p>
     <w:p>
       <w:pPr>
-        <w:pStyle w:val="ListBullet"/>
         <w:ind w:left="720"/>
       </w:pPr>
       <w:r>
-        <w:t xml:space="preserve">    ง</w:t>
+        <w:t xml:space="preserve">    4. ง</w:t>
       </w:r>
     </w:p>
     <w:p/>
@@ -365,7 +505,48 @@
         <w:rPr>
           <w:sz w:val="24"/>
         </w:rPr>
-        <w:t>ข้อ p2_l14_007: เมื่อนำขั้วเหนือ (N) และขั้วใต้ (S) ของแม่เหล็ก两根ขั้วเข้าหากัน จะเกิดอะไรขึ้น</w:t>
+        <w:t>11. เส้นแรงแม่เหล็กจากขั้วหนึ่งไปยังอีกขั้วหนึ่ง ข้อใดไม่ใช่คุณสมบัติของเส้นแรงแม่เหล็ก</w:t>
+      </w:r>
+    </w:p>
+    <w:p>
+      <w:pPr>
+        <w:ind w:left="720"/>
+      </w:pPr>
+      <w:r>
+        <w:t xml:space="preserve">    1. ก</w:t>
+      </w:r>
+    </w:p>
+    <w:p>
+      <w:pPr>
+        <w:ind w:left="720"/>
+      </w:pPr>
+      <w:r>
+        <w:t xml:space="preserve">    2. ข</w:t>
+      </w:r>
+    </w:p>
+    <w:p>
+      <w:pPr>
+        <w:ind w:left="720"/>
+      </w:pPr>
+      <w:r>
+        <w:t xml:space="preserve">    3. ค</w:t>
+      </w:r>
+    </w:p>
+    <w:p>
+      <w:pPr>
+        <w:ind w:left="720"/>
+      </w:pPr>
+      <w:r>
+        <w:t xml:space="preserve">    4. ง</w:t>
+      </w:r>
+    </w:p>
+    <w:p/>
+    <w:p>
+      <w:r>
+        <w:rPr>
+          <w:sz w:val="24"/>
+        </w:rPr>
+        <w:t>12. วัสดุในข้อใดต่อไปนี้ที่สามารถทำให้เกิดสนามแม่เหล็กได้</w:t>
       </w:r>
     </w:p>
     <w:p>
@@ -381,7 +562,327 @@
               <a:graphicData uri="http://schemas.openxmlformats.org/drawingml/2006/picture">
                 <pic:pic>
                   <pic:nvPicPr>
-                    <pic:cNvPr id="0" name="physics_img_q2_l14_006.png"/>
+                    <pic:cNvPr id="0" name="physics_img_5.png"/>
+                    <pic:cNvPicPr/>
+                  </pic:nvPicPr>
+                  <pic:blipFill>
+                    <a:blip r:embed="rId9"/>
+                    <a:stretch>
+                      <a:fillRect/>
+                    </a:stretch>
+                  </pic:blipFill>
+                  <pic:spPr>
+                    <a:xfrm>
+                      <a:off x="0" y="0"/>
+                      <a:ext cx="1828800" cy="1359877"/>
+                    </a:xfrm>
+                    <a:prstGeom prst="rect"/>
+                  </pic:spPr>
+                </pic:pic>
+              </a:graphicData>
+            </a:graphic>
+          </wp:inline>
+        </w:drawing>
+      </w:r>
+    </w:p>
+    <w:p/>
+    <w:p>
+      <w:pPr>
+        <w:ind w:left="720"/>
+      </w:pPr>
+      <w:r>
+        <w:t xml:space="preserve">    1. ก</w:t>
+      </w:r>
+    </w:p>
+    <w:p>
+      <w:pPr>
+        <w:ind w:left="720"/>
+      </w:pPr>
+      <w:r>
+        <w:t xml:space="preserve">    2. ข</w:t>
+      </w:r>
+    </w:p>
+    <w:p>
+      <w:pPr>
+        <w:ind w:left="720"/>
+      </w:pPr>
+      <w:r>
+        <w:t xml:space="preserve">    3. ค</w:t>
+      </w:r>
+    </w:p>
+    <w:p>
+      <w:pPr>
+        <w:ind w:left="720"/>
+      </w:pPr>
+      <w:r>
+        <w:t xml:space="preserve">    4. ง</w:t>
+      </w:r>
+    </w:p>
+    <w:p/>
+    <w:p>
+      <w:r>
+        <w:rPr>
+          <w:sz w:val="24"/>
+        </w:rPr>
+        <w:t>13. สนามแม่เหล็ก B ที่ระยะ r จากขดลวดยาว L ที่มีกระแส I ไหลผ่าน ขึ้นอยู่กับปริมาณใดเป็นหลัก</w:t>
+      </w:r>
+    </w:p>
+    <w:p>
+      <w:pPr>
+        <w:ind w:left="720"/>
+      </w:pPr>
+      <w:r>
+        <w:t xml:space="preserve">    1. ก</w:t>
+      </w:r>
+    </w:p>
+    <w:p>
+      <w:pPr>
+        <w:ind w:left="720"/>
+      </w:pPr>
+      <w:r>
+        <w:t xml:space="preserve">    2. ข</w:t>
+      </w:r>
+    </w:p>
+    <w:p>
+      <w:pPr>
+        <w:ind w:left="720"/>
+      </w:pPr>
+      <w:r>
+        <w:t xml:space="preserve">    3. ค</w:t>
+      </w:r>
+    </w:p>
+    <w:p>
+      <w:pPr>
+        <w:ind w:left="720"/>
+      </w:pPr>
+      <w:r>
+        <w:t xml:space="preserve">    4. ง</w:t>
+      </w:r>
+    </w:p>
+    <w:p/>
+    <w:p>
+      <w:r>
+        <w:rPr>
+          <w:sz w:val="24"/>
+        </w:rPr>
+        <w:t>14. เมื่อนำแผ่นกระดาษมาวางทับแท่งแม่เหล็กแล้วโรยผงเหล็กบนแผ่นกระดาษ ผงเหล็กจะจัดตัวเป็นรูปแบบใด</w:t>
+      </w:r>
+    </w:p>
+    <w:p>
+      <w:r>
+        <w:drawing>
+          <wp:inline xmlns:a="http://schemas.openxmlformats.org/drawingml/2006/main" xmlns:pic="http://schemas.openxmlformats.org/drawingml/2006/picture">
+            <wp:extent cx="1828800" cy="1359877"/>
+            <wp:docPr id="4" name="Picture 4"/>
+            <wp:cNvGraphicFramePr>
+              <a:graphicFrameLocks noChangeAspect="1"/>
+            </wp:cNvGraphicFramePr>
+            <a:graphic>
+              <a:graphicData uri="http://schemas.openxmlformats.org/drawingml/2006/picture">
+                <pic:pic>
+                  <pic:nvPicPr>
+                    <pic:cNvPr id="0" name="physics_img_14.png"/>
+                    <pic:cNvPicPr/>
+                  </pic:nvPicPr>
+                  <pic:blipFill>
+                    <a:blip r:embed="rId11"/>
+                    <a:stretch>
+                      <a:fillRect/>
+                    </a:stretch>
+                  </pic:blipFill>
+                  <pic:spPr>
+                    <a:xfrm>
+                      <a:off x="0" y="0"/>
+                      <a:ext cx="1828800" cy="1359877"/>
+                    </a:xfrm>
+                    <a:prstGeom prst="rect"/>
+                  </pic:spPr>
+                </pic:pic>
+              </a:graphicData>
+            </a:graphic>
+          </wp:inline>
+        </w:drawing>
+      </w:r>
+    </w:p>
+    <w:p/>
+    <w:p>
+      <w:pPr>
+        <w:ind w:left="720"/>
+      </w:pPr>
+      <w:r>
+        <w:t xml:space="preserve">    1. ก</w:t>
+      </w:r>
+    </w:p>
+    <w:p>
+      <w:pPr>
+        <w:ind w:left="720"/>
+      </w:pPr>
+      <w:r>
+        <w:t xml:space="preserve">    2. ข</w:t>
+      </w:r>
+    </w:p>
+    <w:p>
+      <w:pPr>
+        <w:ind w:left="720"/>
+      </w:pPr>
+      <w:r>
+        <w:t xml:space="preserve">    3. ค</w:t>
+      </w:r>
+    </w:p>
+    <w:p>
+      <w:pPr>
+        <w:ind w:left="720"/>
+      </w:pPr>
+      <w:r>
+        <w:t xml:space="preserve">    4. ง</w:t>
+      </w:r>
+    </w:p>
+    <w:p/>
+    <w:p>
+      <w:r>
+        <w:rPr>
+          <w:sz w:val="24"/>
+        </w:rPr>
+        <w:t>15. มุมเบี้ยว (declination) ของเข็มทิศคืออะไร</w:t>
+      </w:r>
+    </w:p>
+    <w:p>
+      <w:pPr>
+        <w:ind w:left="720"/>
+      </w:pPr>
+      <w:r>
+        <w:t xml:space="preserve">    1. ก</w:t>
+      </w:r>
+    </w:p>
+    <w:p>
+      <w:pPr>
+        <w:ind w:left="720"/>
+      </w:pPr>
+      <w:r>
+        <w:t xml:space="preserve">    2. ข</w:t>
+      </w:r>
+    </w:p>
+    <w:p>
+      <w:pPr>
+        <w:ind w:left="720"/>
+      </w:pPr>
+      <w:r>
+        <w:t xml:space="preserve">    3. ค</w:t>
+      </w:r>
+    </w:p>
+    <w:p>
+      <w:pPr>
+        <w:ind w:left="720"/>
+      </w:pPr>
+      <w:r>
+        <w:t xml:space="preserve">    4. ง</w:t>
+      </w:r>
+    </w:p>
+    <w:p/>
+    <w:p>
+      <w:r>
+        <w:rPr>
+          <w:sz w:val="24"/>
+        </w:rPr>
+        <w:t>16. หน่วยของสนามแม่เหล็ก B ในระบบ SI คืออะไร</w:t>
+      </w:r>
+    </w:p>
+    <w:p>
+      <w:pPr>
+        <w:ind w:left="720"/>
+      </w:pPr>
+      <w:r>
+        <w:t xml:space="preserve">    1. ก</w:t>
+      </w:r>
+    </w:p>
+    <w:p>
+      <w:pPr>
+        <w:ind w:left="720"/>
+      </w:pPr>
+      <w:r>
+        <w:t xml:space="preserve">    2. ข</w:t>
+      </w:r>
+    </w:p>
+    <w:p>
+      <w:pPr>
+        <w:ind w:left="720"/>
+      </w:pPr>
+      <w:r>
+        <w:t xml:space="preserve">    3. ค</w:t>
+      </w:r>
+    </w:p>
+    <w:p>
+      <w:pPr>
+        <w:ind w:left="720"/>
+      </w:pPr>
+      <w:r>
+        <w:t xml:space="preserve">    4. ง</w:t>
+      </w:r>
+    </w:p>
+    <w:p/>
+    <w:p>
+      <w:r>
+        <w:rPr>
+          <w:sz w:val="24"/>
+        </w:rPr>
+        <w:t>17. ถ้าตัดแม่เหล็กแท่งออกเป็นสองท่อน แต่ละท่อนจะมีขั้วแม่เหล็กอย่างไร</w:t>
+      </w:r>
+    </w:p>
+    <w:p>
+      <w:pPr>
+        <w:ind w:left="720"/>
+      </w:pPr>
+      <w:r>
+        <w:t xml:space="preserve">    1. ก</w:t>
+      </w:r>
+    </w:p>
+    <w:p>
+      <w:pPr>
+        <w:ind w:left="720"/>
+      </w:pPr>
+      <w:r>
+        <w:t xml:space="preserve">    2. ข</w:t>
+      </w:r>
+    </w:p>
+    <w:p>
+      <w:pPr>
+        <w:ind w:left="720"/>
+      </w:pPr>
+      <w:r>
+        <w:t xml:space="preserve">    3. ค</w:t>
+      </w:r>
+    </w:p>
+    <w:p>
+      <w:pPr>
+        <w:ind w:left="720"/>
+      </w:pPr>
+      <w:r>
+        <w:t xml:space="preserve">    4. ง</w:t>
+      </w:r>
+    </w:p>
+    <w:p/>
+    <w:p>
+      <w:r>
+        <w:rPr>
+          <w:sz w:val="24"/>
+        </w:rPr>
+        <w:t>18. ขดลวดรูปวงแหวนที่มีรัศมี r มีกระแส I ไหลผ่าน สนามแม่เหล็กที่จุดศูนย์กลางของขดลวดวงแหวนมีค่าเท่าใด</w:t>
+      </w:r>
+    </w:p>
+    <w:p>
+      <w:r>
+        <w:drawing>
+          <wp:inline xmlns:a="http://schemas.openxmlformats.org/drawingml/2006/main" xmlns:pic="http://schemas.openxmlformats.org/drawingml/2006/picture">
+            <wp:extent cx="1828800" cy="1359877"/>
+            <wp:docPr id="5" name="Picture 5"/>
+            <wp:cNvGraphicFramePr>
+              <a:graphicFrameLocks noChangeAspect="1"/>
+            </wp:cNvGraphicFramePr>
+            <a:graphic>
+              <a:graphicData uri="http://schemas.openxmlformats.org/drawingml/2006/picture">
+                <pic:pic>
+                  <pic:nvPicPr>
+                    <pic:cNvPr id="0" name="physics_img_10.png"/>
                     <pic:cNvPicPr/>
                   </pic:nvPicPr>
                   <pic:blipFill>
@@ -407,38 +908,34 @@
     <w:p/>
     <w:p>
       <w:pPr>
-        <w:pStyle w:val="ListBullet"/>
         <w:ind w:left="720"/>
       </w:pPr>
       <w:r>
-        <w:t xml:space="preserve">    ก</w:t>
+        <w:t xml:space="preserve">    1. ก</w:t>
       </w:r>
     </w:p>
     <w:p>
       <w:pPr>
-        <w:pStyle w:val="ListBullet"/>
         <w:ind w:left="720"/>
       </w:pPr>
       <w:r>
-        <w:t xml:space="preserve">    ข</w:t>
+        <w:t xml:space="preserve">    2. ข</w:t>
       </w:r>
     </w:p>
     <w:p>
       <w:pPr>
-        <w:pStyle w:val="ListBullet"/>
         <w:ind w:left="720"/>
       </w:pPr>
       <w:r>
-        <w:t xml:space="preserve">    ค</w:t>
+        <w:t xml:space="preserve">    3. ค</w:t>
       </w:r>
     </w:p>
     <w:p>
       <w:pPr>
-        <w:pStyle w:val="ListBullet"/>
         <w:ind w:left="720"/>
       </w:pPr>
       <w:r>
-        <w:t xml:space="preserve">    ง</w:t>
+        <w:t xml:space="preserve">    4. ง</w:t>
       </w:r>
     </w:p>
     <w:p/>
@@ -447,43 +944,39 @@
         <w:rPr>
           <w:sz w:val="24"/>
         </w:rPr>
-        <w:t>ข้อ p2_l14_008: สนามแม่เหล็กโลกเกิดจากอะไร</w:t>
+        <w:t>19. มุมเอียง (inclination) ของสนามแม่เหล็กโลกคืออะไร</w:t>
       </w:r>
     </w:p>
     <w:p>
       <w:pPr>
-        <w:pStyle w:val="ListBullet"/>
         <w:ind w:left="720"/>
       </w:pPr>
       <w:r>
-        <w:t xml:space="preserve">    ก</w:t>
+        <w:t xml:space="preserve">    1. ก</w:t>
       </w:r>
     </w:p>
     <w:p>
       <w:pPr>
-        <w:pStyle w:val="ListBullet"/>
         <w:ind w:left="720"/>
       </w:pPr>
       <w:r>
-        <w:t xml:space="preserve">    ข</w:t>
+        <w:t xml:space="preserve">    2. ข</w:t>
       </w:r>
     </w:p>
     <w:p>
       <w:pPr>
-        <w:pStyle w:val="ListBullet"/>
         <w:ind w:left="720"/>
       </w:pPr>
       <w:r>
-        <w:t xml:space="preserve">    ค</w:t>
+        <w:t xml:space="preserve">    3. ค</w:t>
       </w:r>
     </w:p>
     <w:p>
       <w:pPr>
-        <w:pStyle w:val="ListBullet"/>
         <w:ind w:left="720"/>
       </w:pPr>
       <w:r>
-        <w:t xml:space="preserve">    ง</w:t>
+        <w:t xml:space="preserve">    4. ง</w:t>
       </w:r>
     </w:p>
     <w:p/>
@@ -492,43 +985,39 @@
         <w:rPr>
           <w:sz w:val="24"/>
         </w:rPr>
-        <w:t>ข้อ p2_l14_009: ข้อใดเกี่ยวกับสนามแม่เหล็กโลกไม่ถูกต้อง</w:t>
+        <w:t>20. ฟลักซ์แม่เหล็ก (magnetic flux) คืออะไร</w:t>
       </w:r>
     </w:p>
     <w:p>
       <w:pPr>
-        <w:pStyle w:val="ListBullet"/>
         <w:ind w:left="720"/>
       </w:pPr>
       <w:r>
-        <w:t xml:space="preserve">    ก</w:t>
+        <w:t xml:space="preserve">    1. ก</w:t>
       </w:r>
     </w:p>
     <w:p>
       <w:pPr>
-        <w:pStyle w:val="ListBullet"/>
         <w:ind w:left="720"/>
       </w:pPr>
       <w:r>
-        <w:t xml:space="preserve">    ข</w:t>
+        <w:t xml:space="preserve">    2. ข</w:t>
       </w:r>
     </w:p>
     <w:p>
       <w:pPr>
-        <w:pStyle w:val="ListBullet"/>
         <w:ind w:left="720"/>
       </w:pPr>
       <w:r>
-        <w:t xml:space="preserve">    ค</w:t>
+        <w:t xml:space="preserve">    3. ค</w:t>
       </w:r>
     </w:p>
     <w:p>
       <w:pPr>
-        <w:pStyle w:val="ListBullet"/>
         <w:ind w:left="720"/>
       </w:pPr>
       <w:r>
-        <w:t xml:space="preserve">    ง</w:t>
+        <w:t xml:space="preserve">    4. ง</w:t>
       </w:r>
     </w:p>
     <w:p/>
@@ -537,43 +1026,39 @@
         <w:rPr>
           <w:sz w:val="24"/>
         </w:rPr>
-        <w:t>ข้อ p2_l14_010: เข็มทิศชี้ไปทางทิศเหนือเสมอ เพราะเหตุใด</w:t>
+        <w:t>21. สนามแม่เหล็กที่จุดศูนย์กลางของขดลวดโซลินอยด์ที่ยาวมาก มีค่าเท่าใด</w:t>
       </w:r>
     </w:p>
     <w:p>
       <w:pPr>
-        <w:pStyle w:val="ListBullet"/>
         <w:ind w:left="720"/>
       </w:pPr>
       <w:r>
-        <w:t xml:space="preserve">    ก</w:t>
+        <w:t xml:space="preserve">    1. ก</w:t>
       </w:r>
     </w:p>
     <w:p>
       <w:pPr>
-        <w:pStyle w:val="ListBullet"/>
         <w:ind w:left="720"/>
       </w:pPr>
       <w:r>
-        <w:t xml:space="preserve">    ข</w:t>
+        <w:t xml:space="preserve">    2. ข</w:t>
       </w:r>
     </w:p>
     <w:p>
       <w:pPr>
-        <w:pStyle w:val="ListBullet"/>
         <w:ind w:left="720"/>
       </w:pPr>
       <w:r>
-        <w:t xml:space="preserve">    ค</w:t>
+        <w:t xml:space="preserve">    3. ค</w:t>
       </w:r>
     </w:p>
     <w:p>
       <w:pPr>
-        <w:pStyle w:val="ListBullet"/>
         <w:ind w:left="720"/>
       </w:pPr>
       <w:r>
-        <w:t xml:space="preserve">    ง</w:t>
+        <w:t xml:space="preserve">    4. ง</w:t>
       </w:r>
     </w:p>
     <w:p/>
@@ -582,43 +1067,39 @@
         <w:rPr>
           <w:sz w:val="24"/>
         </w:rPr>
-        <w:t>ข้อ p2_l14_011: เส้นแรงแม่เหล็กจากขั้วหนึ่งไปยังอีกขั้วหนึ่ง ข้อใดไม่ใช่คุณสมบัติของเส้นแรงแม่เหล็ก</w:t>
+        <w:t>22. ถ้าเพิ่มระยะห่างระหว่างขั้วแม่เหล็กต่างชนิดสองขั้วเป็น 2 เท่า แรงดึงดูดจะเปลี่ยนแปลงอย่างไร</w:t>
       </w:r>
     </w:p>
     <w:p>
       <w:pPr>
-        <w:pStyle w:val="ListBullet"/>
         <w:ind w:left="720"/>
       </w:pPr>
       <w:r>
-        <w:t xml:space="preserve">    ก</w:t>
+        <w:t xml:space="preserve">    1. ก</w:t>
       </w:r>
     </w:p>
     <w:p>
       <w:pPr>
-        <w:pStyle w:val="ListBullet"/>
         <w:ind w:left="720"/>
       </w:pPr>
       <w:r>
-        <w:t xml:space="preserve">    ข</w:t>
+        <w:t xml:space="preserve">    2. ข</w:t>
       </w:r>
     </w:p>
     <w:p>
       <w:pPr>
-        <w:pStyle w:val="ListBullet"/>
         <w:ind w:left="720"/>
       </w:pPr>
       <w:r>
-        <w:t xml:space="preserve">    ค</w:t>
+        <w:t xml:space="preserve">    3. ค</w:t>
       </w:r>
     </w:p>
     <w:p>
       <w:pPr>
-        <w:pStyle w:val="ListBullet"/>
         <w:ind w:left="720"/>
       </w:pPr>
       <w:r>
-        <w:t xml:space="preserve">    ง</w:t>
+        <w:t xml:space="preserve">    4. ง</w:t>
       </w:r>
     </w:p>
     <w:p/>
@@ -627,43 +1108,31 @@
         <w:rPr>
           <w:sz w:val="24"/>
         </w:rPr>
-        <w:t>ข้อ p2_l14_012: วัสดุในข้อใดต่อไปนี้ที่สามารถทำให้เกิดสนามแม่เหล็กได้</w:t>
+        <w:t>23. ข้อใดไม่ใช่วิธีการทำให้วัสดุเฟอร์โรแมกเนติกกลายเป็นแม่เหล็กถาวร</w:t>
       </w:r>
     </w:p>
     <w:p>
       <w:pPr>
-        <w:pStyle w:val="ListBullet"/>
         <w:ind w:left="720"/>
       </w:pPr>
       <w:r>
-        <w:t xml:space="preserve">    ก</w:t>
+        <w:t xml:space="preserve">    1. ก</w:t>
       </w:r>
     </w:p>
     <w:p>
       <w:pPr>
-        <w:pStyle w:val="ListBullet"/>
         <w:ind w:left="720"/>
       </w:pPr>
       <w:r>
-        <w:t xml:space="preserve">    ข</w:t>
+        <w:t xml:space="preserve">    2. ข</w:t>
       </w:r>
     </w:p>
     <w:p>
       <w:pPr>
-        <w:pStyle w:val="ListBullet"/>
         <w:ind w:left="720"/>
       </w:pPr>
       <w:r>
-        <w:t xml:space="preserve">    ค</w:t>
-      </w:r>
-    </w:p>
-    <w:p>
-      <w:pPr>
-        <w:pStyle w:val="ListBullet"/>
-        <w:ind w:left="720"/>
-      </w:pPr>
-      <w:r>
-        <w:t xml:space="preserve">    ง</w:t>
+        <w:t xml:space="preserve">    3. ง</w:t>
       </w:r>
     </w:p>
     <w:p/>
@@ -672,80 +1141,39 @@
         <w:rPr>
           <w:sz w:val="24"/>
         </w:rPr>
-        <w:t>ข้อ p2_l14_013: สนามแม่เหล็ก B ที่ระยะ r จากขดลวดยาว L ที่มีกระแส I ไหลผ่าน ขึ้นอยู่กับปริมาณใดเป็นหลัก</w:t>
-      </w:r>
-    </w:p>
-    <w:p>
-      <w:r>
-        <w:drawing>
-          <wp:inline xmlns:a="http://schemas.openxmlformats.org/drawingml/2006/main" xmlns:pic="http://schemas.openxmlformats.org/drawingml/2006/picture">
-            <wp:extent cx="1828800" cy="1359877"/>
-            <wp:docPr id="4" name="Picture 4"/>
-            <wp:cNvGraphicFramePr>
-              <a:graphicFrameLocks noChangeAspect="1"/>
-            </wp:cNvGraphicFramePr>
-            <a:graphic>
-              <a:graphicData uri="http://schemas.openxmlformats.org/drawingml/2006/picture">
-                <pic:pic>
-                  <pic:nvPicPr>
-                    <pic:cNvPr id="0" name="physics_img_q2_l14_002.png"/>
-                    <pic:cNvPicPr/>
-                  </pic:nvPicPr>
-                  <pic:blipFill>
-                    <a:blip r:embed="rId9"/>
-                    <a:stretch>
-                      <a:fillRect/>
-                    </a:stretch>
-                  </pic:blipFill>
-                  <pic:spPr>
-                    <a:xfrm>
-                      <a:off x="0" y="0"/>
-                      <a:ext cx="1828800" cy="1359877"/>
-                    </a:xfrm>
-                    <a:prstGeom prst="rect"/>
-                  </pic:spPr>
-                </pic:pic>
-              </a:graphicData>
-            </a:graphic>
-          </wp:inline>
-        </w:drawing>
-      </w:r>
-    </w:p>
-    <w:p/>
-    <w:p>
-      <w:pPr>
-        <w:pStyle w:val="ListBullet"/>
-        <w:ind w:left="720"/>
-      </w:pPr>
-      <w:r>
-        <w:t xml:space="preserve">    ก</w:t>
+        <w:t>24. ถ้าวางเข็มทิศไว้ใกล้สายไฟที่มีกระแสไฟฟ้าคงที่ เข็มทิศจะเบนออกจากแนวเหนือ-ใต้ แสดงว่า</w:t>
       </w:r>
     </w:p>
     <w:p>
       <w:pPr>
-        <w:pStyle w:val="ListBullet"/>
         <w:ind w:left="720"/>
       </w:pPr>
       <w:r>
-        <w:t xml:space="preserve">    ข</w:t>
+        <w:t xml:space="preserve">    1. ก</w:t>
       </w:r>
     </w:p>
     <w:p>
       <w:pPr>
-        <w:pStyle w:val="ListBullet"/>
         <w:ind w:left="720"/>
       </w:pPr>
       <w:r>
-        <w:t xml:space="preserve">    ค</w:t>
+        <w:t xml:space="preserve">    2. ข</w:t>
       </w:r>
     </w:p>
     <w:p>
       <w:pPr>
-        <w:pStyle w:val="ListBullet"/>
         <w:ind w:left="720"/>
       </w:pPr>
       <w:r>
-        <w:t xml:space="preserve">    ง</w:t>
+        <w:t xml:space="preserve">    3. ค</w:t>
+      </w:r>
+    </w:p>
+    <w:p>
+      <w:pPr>
+        <w:ind w:left="720"/>
+      </w:pPr>
+      <w:r>
+        <w:t xml:space="preserve">    4. ง</w:t>
       </w:r>
     </w:p>
     <w:p/>
@@ -754,677 +1182,39 @@
         <w:rPr>
           <w:sz w:val="24"/>
         </w:rPr>
-        <w:t>ข้อ p2_l14_014: เมื่อนำแผ่นกระดาษมาวางทับแท่งแม่เหล็กแล้วโรยผงเหล็กบนแผ่นกระดาษ ผงเหล็กจะจัดตัวเป็นรูปแบบใด</w:t>
+        <w:t>25. ขดลวดตรงยาวมากมีจำนวนรอบต่อหนึ่งหน่วยความยาว n = 1000 รอบ/เมตร มีกระแส I = 2 A ไหลผ่าน สนามแม่เหล็กภายในขดลวดมีค่าเท่าใด (μ₀ = 4π × 10⁻⁷ T·m/A)</w:t>
       </w:r>
     </w:p>
     <w:p>
       <w:pPr>
-        <w:pStyle w:val="ListBullet"/>
         <w:ind w:left="720"/>
       </w:pPr>
       <w:r>
-        <w:t xml:space="preserve">    ก</w:t>
+        <w:t xml:space="preserve">    1. ก</w:t>
       </w:r>
     </w:p>
     <w:p>
       <w:pPr>
-        <w:pStyle w:val="ListBullet"/>
         <w:ind w:left="720"/>
       </w:pPr>
       <w:r>
-        <w:t xml:space="preserve">    ข</w:t>
+        <w:t xml:space="preserve">    2. ข</w:t>
       </w:r>
     </w:p>
     <w:p>
       <w:pPr>
-        <w:pStyle w:val="ListBullet"/>
         <w:ind w:left="720"/>
       </w:pPr>
       <w:r>
-        <w:t xml:space="preserve">    ค</w:t>
+        <w:t xml:space="preserve">    3. ค</w:t>
       </w:r>
     </w:p>
     <w:p>
       <w:pPr>
-        <w:pStyle w:val="ListBullet"/>
         <w:ind w:left="720"/>
       </w:pPr>
       <w:r>
-        <w:t xml:space="preserve">    ง</w:t>
-      </w:r>
-    </w:p>
-    <w:p/>
-    <w:p>
-      <w:r>
-        <w:rPr>
-          <w:sz w:val="24"/>
-        </w:rPr>
-        <w:t>ข้อ p2_l14_015: มุมเบี้ยว (declination) ของเข็มทิศคืออะไร</w:t>
-      </w:r>
-    </w:p>
-    <w:p>
-      <w:r>
-        <w:drawing>
-          <wp:inline xmlns:a="http://schemas.openxmlformats.org/drawingml/2006/main" xmlns:pic="http://schemas.openxmlformats.org/drawingml/2006/picture">
-            <wp:extent cx="1828800" cy="1359877"/>
-            <wp:docPr id="5" name="Picture 5"/>
-            <wp:cNvGraphicFramePr>
-              <a:graphicFrameLocks noChangeAspect="1"/>
-            </wp:cNvGraphicFramePr>
-            <a:graphic>
-              <a:graphicData uri="http://schemas.openxmlformats.org/drawingml/2006/picture">
-                <pic:pic>
-                  <pic:nvPicPr>
-                    <pic:cNvPr id="0" name="physics_img_q2_l14_002.png"/>
-                    <pic:cNvPicPr/>
-                  </pic:nvPicPr>
-                  <pic:blipFill>
-                    <a:blip r:embed="rId9"/>
-                    <a:stretch>
-                      <a:fillRect/>
-                    </a:stretch>
-                  </pic:blipFill>
-                  <pic:spPr>
-                    <a:xfrm>
-                      <a:off x="0" y="0"/>
-                      <a:ext cx="1828800" cy="1359877"/>
-                    </a:xfrm>
-                    <a:prstGeom prst="rect"/>
-                  </pic:spPr>
-                </pic:pic>
-              </a:graphicData>
-            </a:graphic>
-          </wp:inline>
-        </w:drawing>
-      </w:r>
-    </w:p>
-    <w:p/>
-    <w:p>
-      <w:pPr>
-        <w:pStyle w:val="ListBullet"/>
-        <w:ind w:left="720"/>
-      </w:pPr>
-      <w:r>
-        <w:t xml:space="preserve">    ก</w:t>
-      </w:r>
-    </w:p>
-    <w:p>
-      <w:pPr>
-        <w:pStyle w:val="ListBullet"/>
-        <w:ind w:left="720"/>
-      </w:pPr>
-      <w:r>
-        <w:t xml:space="preserve">    ข</w:t>
-      </w:r>
-    </w:p>
-    <w:p>
-      <w:pPr>
-        <w:pStyle w:val="ListBullet"/>
-        <w:ind w:left="720"/>
-      </w:pPr>
-      <w:r>
-        <w:t xml:space="preserve">    ค</w:t>
-      </w:r>
-    </w:p>
-    <w:p>
-      <w:pPr>
-        <w:pStyle w:val="ListBullet"/>
-        <w:ind w:left="720"/>
-      </w:pPr>
-      <w:r>
-        <w:t xml:space="preserve">    ง</w:t>
-      </w:r>
-    </w:p>
-    <w:p/>
-    <w:p>
-      <w:r>
-        <w:rPr>
-          <w:sz w:val="24"/>
-        </w:rPr>
-        <w:t>ข้อ p2_l14_016: หน่วยของสนามแม่เหล็ก B ในระบบ SI คืออะไร</w:t>
-      </w:r>
-    </w:p>
-    <w:p>
-      <w:r>
-        <w:drawing>
-          <wp:inline xmlns:a="http://schemas.openxmlformats.org/drawingml/2006/main" xmlns:pic="http://schemas.openxmlformats.org/drawingml/2006/picture">
-            <wp:extent cx="1828800" cy="1359877"/>
-            <wp:docPr id="6" name="Picture 6"/>
-            <wp:cNvGraphicFramePr>
-              <a:graphicFrameLocks noChangeAspect="1"/>
-            </wp:cNvGraphicFramePr>
-            <a:graphic>
-              <a:graphicData uri="http://schemas.openxmlformats.org/drawingml/2006/picture">
-                <pic:pic>
-                  <pic:nvPicPr>
-                    <pic:cNvPr id="0" name="physics_img_q2_l14_002.png"/>
-                    <pic:cNvPicPr/>
-                  </pic:nvPicPr>
-                  <pic:blipFill>
-                    <a:blip r:embed="rId9"/>
-                    <a:stretch>
-                      <a:fillRect/>
-                    </a:stretch>
-                  </pic:blipFill>
-                  <pic:spPr>
-                    <a:xfrm>
-                      <a:off x="0" y="0"/>
-                      <a:ext cx="1828800" cy="1359877"/>
-                    </a:xfrm>
-                    <a:prstGeom prst="rect"/>
-                  </pic:spPr>
-                </pic:pic>
-              </a:graphicData>
-            </a:graphic>
-          </wp:inline>
-        </w:drawing>
-      </w:r>
-    </w:p>
-    <w:p/>
-    <w:p>
-      <w:pPr>
-        <w:pStyle w:val="ListBullet"/>
-        <w:ind w:left="720"/>
-      </w:pPr>
-      <w:r>
-        <w:t xml:space="preserve">    ก</w:t>
-      </w:r>
-    </w:p>
-    <w:p>
-      <w:pPr>
-        <w:pStyle w:val="ListBullet"/>
-        <w:ind w:left="720"/>
-      </w:pPr>
-      <w:r>
-        <w:t xml:space="preserve">    ข</w:t>
-      </w:r>
-    </w:p>
-    <w:p>
-      <w:pPr>
-        <w:pStyle w:val="ListBullet"/>
-        <w:ind w:left="720"/>
-      </w:pPr>
-      <w:r>
-        <w:t xml:space="preserve">    ค</w:t>
-      </w:r>
-    </w:p>
-    <w:p>
-      <w:pPr>
-        <w:pStyle w:val="ListBullet"/>
-        <w:ind w:left="720"/>
-      </w:pPr>
-      <w:r>
-        <w:t xml:space="preserve">    ง</w:t>
-      </w:r>
-    </w:p>
-    <w:p/>
-    <w:p>
-      <w:r>
-        <w:rPr>
-          <w:sz w:val="24"/>
-        </w:rPr>
-        <w:t>ข้อ p2_l14_017: ถ้าตัดแม่เหล็กแท่งออกเป็นสองท่อน แต่ละท่อนจะมีขั้วแม่เหล็กอย่างไร</w:t>
-      </w:r>
-    </w:p>
-    <w:p>
-      <w:pPr>
-        <w:pStyle w:val="ListBullet"/>
-        <w:ind w:left="720"/>
-      </w:pPr>
-      <w:r>
-        <w:t xml:space="preserve">    ก</w:t>
-      </w:r>
-    </w:p>
-    <w:p>
-      <w:pPr>
-        <w:pStyle w:val="ListBullet"/>
-        <w:ind w:left="720"/>
-      </w:pPr>
-      <w:r>
-        <w:t xml:space="preserve">    ข</w:t>
-      </w:r>
-    </w:p>
-    <w:p>
-      <w:pPr>
-        <w:pStyle w:val="ListBullet"/>
-        <w:ind w:left="720"/>
-      </w:pPr>
-      <w:r>
-        <w:t xml:space="preserve">    ค</w:t>
-      </w:r>
-    </w:p>
-    <w:p>
-      <w:pPr>
-        <w:pStyle w:val="ListBullet"/>
-        <w:ind w:left="720"/>
-      </w:pPr>
-      <w:r>
-        <w:t xml:space="preserve">    ง</w:t>
-      </w:r>
-    </w:p>
-    <w:p/>
-    <w:p>
-      <w:r>
-        <w:rPr>
-          <w:sz w:val="24"/>
-        </w:rPr>
-        <w:t>ข้อ p2_l14_018: ขดลวดรูปวงแหวนที่มีรัศมี r มีกระแส I ไหลผ่าน สนามแม่เหล็กที่จุดศูนย์กลางของขดลวดวงแหวนมีค่าเท่าใด</w:t>
-      </w:r>
-    </w:p>
-    <w:p>
-      <w:pPr>
-        <w:pStyle w:val="ListBullet"/>
-        <w:ind w:left="720"/>
-      </w:pPr>
-      <w:r>
-        <w:t xml:space="preserve">    ก</w:t>
-      </w:r>
-    </w:p>
-    <w:p>
-      <w:pPr>
-        <w:pStyle w:val="ListBullet"/>
-        <w:ind w:left="720"/>
-      </w:pPr>
-      <w:r>
-        <w:t xml:space="preserve">    ข</w:t>
-      </w:r>
-    </w:p>
-    <w:p>
-      <w:pPr>
-        <w:pStyle w:val="ListBullet"/>
-        <w:ind w:left="720"/>
-      </w:pPr>
-      <w:r>
-        <w:t xml:space="preserve">    ค</w:t>
-      </w:r>
-    </w:p>
-    <w:p>
-      <w:pPr>
-        <w:pStyle w:val="ListBullet"/>
-        <w:ind w:left="720"/>
-      </w:pPr>
-      <w:r>
-        <w:t xml:space="preserve">    ง</w:t>
-      </w:r>
-    </w:p>
-    <w:p/>
-    <w:p>
-      <w:r>
-        <w:rPr>
-          <w:sz w:val="24"/>
-        </w:rPr>
-        <w:t>ข้อ p2_l14_019: มุมเอียง (inclination) ของสนามแม่เหล็กโลกคืออะไร</w:t>
-      </w:r>
-    </w:p>
-    <w:p>
-      <w:pPr>
-        <w:pStyle w:val="ListBullet"/>
-        <w:ind w:left="720"/>
-      </w:pPr>
-      <w:r>
-        <w:t xml:space="preserve">    ก</w:t>
-      </w:r>
-    </w:p>
-    <w:p>
-      <w:pPr>
-        <w:pStyle w:val="ListBullet"/>
-        <w:ind w:left="720"/>
-      </w:pPr>
-      <w:r>
-        <w:t xml:space="preserve">    ข</w:t>
-      </w:r>
-    </w:p>
-    <w:p>
-      <w:pPr>
-        <w:pStyle w:val="ListBullet"/>
-        <w:ind w:left="720"/>
-      </w:pPr>
-      <w:r>
-        <w:t xml:space="preserve">    ค</w:t>
-      </w:r>
-    </w:p>
-    <w:p>
-      <w:pPr>
-        <w:pStyle w:val="ListBullet"/>
-        <w:ind w:left="720"/>
-      </w:pPr>
-      <w:r>
-        <w:t xml:space="preserve">    ง</w:t>
-      </w:r>
-    </w:p>
-    <w:p/>
-    <w:p>
-      <w:r>
-        <w:rPr>
-          <w:sz w:val="24"/>
-        </w:rPr>
-        <w:t>ข้อ p2_l14_020: ฟลักซ์แม่เหล็ก (magnetic flux) คืออะไร</w:t>
-      </w:r>
-    </w:p>
-    <w:p>
-      <w:pPr>
-        <w:pStyle w:val="ListBullet"/>
-        <w:ind w:left="720"/>
-      </w:pPr>
-      <w:r>
-        <w:t xml:space="preserve">    ก</w:t>
-      </w:r>
-    </w:p>
-    <w:p>
-      <w:pPr>
-        <w:pStyle w:val="ListBullet"/>
-        <w:ind w:left="720"/>
-      </w:pPr>
-      <w:r>
-        <w:t xml:space="preserve">    ข</w:t>
-      </w:r>
-    </w:p>
-    <w:p>
-      <w:pPr>
-        <w:pStyle w:val="ListBullet"/>
-        <w:ind w:left="720"/>
-      </w:pPr>
-      <w:r>
-        <w:t xml:space="preserve">    ค</w:t>
-      </w:r>
-    </w:p>
-    <w:p>
-      <w:pPr>
-        <w:pStyle w:val="ListBullet"/>
-        <w:ind w:left="720"/>
-      </w:pPr>
-      <w:r>
-        <w:t xml:space="preserve">    ง</w:t>
-      </w:r>
-    </w:p>
-    <w:p/>
-    <w:p>
-      <w:r>
-        <w:rPr>
-          <w:sz w:val="24"/>
-        </w:rPr>
-        <w:t>ข้อ p2_l14_021: สนามแม่เหล็กที่จุดศูนย์กลางของขดลวดโซลินอยด์ที่ยาวมาก มีค่าเท่าใด</w:t>
-      </w:r>
-    </w:p>
-    <w:p>
-      <w:pPr>
-        <w:pStyle w:val="ListBullet"/>
-        <w:ind w:left="720"/>
-      </w:pPr>
-      <w:r>
-        <w:t xml:space="preserve">    ก</w:t>
-      </w:r>
-    </w:p>
-    <w:p>
-      <w:pPr>
-        <w:pStyle w:val="ListBullet"/>
-        <w:ind w:left="720"/>
-      </w:pPr>
-      <w:r>
-        <w:t xml:space="preserve">    ข</w:t>
-      </w:r>
-    </w:p>
-    <w:p>
-      <w:pPr>
-        <w:pStyle w:val="ListBullet"/>
-        <w:ind w:left="720"/>
-      </w:pPr>
-      <w:r>
-        <w:t xml:space="preserve">    ค</w:t>
-      </w:r>
-    </w:p>
-    <w:p>
-      <w:pPr>
-        <w:pStyle w:val="ListBullet"/>
-        <w:ind w:left="720"/>
-      </w:pPr>
-      <w:r>
-        <w:t xml:space="preserve">    ง</w:t>
-      </w:r>
-    </w:p>
-    <w:p/>
-    <w:p>
-      <w:r>
-        <w:rPr>
-          <w:sz w:val="24"/>
-        </w:rPr>
-        <w:t>ข้อ p2_l14_022: ถ้าเพิ่มระยะห่างระหว่างขั้วแม่เหล็กต่างชนิดสองขั้วเป็น 2 เท่า แรงดึงดูดจะเปลี่ยนแปลงอย่างไร</w:t>
-      </w:r>
-    </w:p>
-    <w:p>
-      <w:pPr>
-        <w:pStyle w:val="ListBullet"/>
-        <w:ind w:left="720"/>
-      </w:pPr>
-      <w:r>
-        <w:t xml:space="preserve">    ก</w:t>
-      </w:r>
-    </w:p>
-    <w:p>
-      <w:pPr>
-        <w:pStyle w:val="ListBullet"/>
-        <w:ind w:left="720"/>
-      </w:pPr>
-      <w:r>
-        <w:t xml:space="preserve">    ข</w:t>
-      </w:r>
-    </w:p>
-    <w:p>
-      <w:pPr>
-        <w:pStyle w:val="ListBullet"/>
-        <w:ind w:left="720"/>
-      </w:pPr>
-      <w:r>
-        <w:t xml:space="preserve">    ค</w:t>
-      </w:r>
-    </w:p>
-    <w:p>
-      <w:pPr>
-        <w:pStyle w:val="ListBullet"/>
-        <w:ind w:left="720"/>
-      </w:pPr>
-      <w:r>
-        <w:t xml:space="preserve">    ง</w:t>
-      </w:r>
-    </w:p>
-    <w:p/>
-    <w:p>
-      <w:r>
-        <w:rPr>
-          <w:sz w:val="24"/>
-        </w:rPr>
-        <w:t>ข้อ p2_l14_023: ข้อใดไม่ใช่วิธีการทำให้วัสดุเฟอร์โรแมกเนติกกลายเป็นแม่เหล็กถาวร</w:t>
-      </w:r>
-    </w:p>
-    <w:p>
-      <w:r>
-        <w:drawing>
-          <wp:inline xmlns:a="http://schemas.openxmlformats.org/drawingml/2006/main" xmlns:pic="http://schemas.openxmlformats.org/drawingml/2006/picture">
-            <wp:extent cx="1828800" cy="1359877"/>
-            <wp:docPr id="7" name="Picture 7"/>
-            <wp:cNvGraphicFramePr>
-              <a:graphicFrameLocks noChangeAspect="1"/>
-            </wp:cNvGraphicFramePr>
-            <a:graphic>
-              <a:graphicData uri="http://schemas.openxmlformats.org/drawingml/2006/picture">
-                <pic:pic>
-                  <pic:nvPicPr>
-                    <pic:cNvPr id="0" name="physics_img_q2_l14_023.png"/>
-                    <pic:cNvPicPr/>
-                  </pic:nvPicPr>
-                  <pic:blipFill>
-                    <a:blip r:embed="rId11"/>
-                    <a:stretch>
-                      <a:fillRect/>
-                    </a:stretch>
-                  </pic:blipFill>
-                  <pic:spPr>
-                    <a:xfrm>
-                      <a:off x="0" y="0"/>
-                      <a:ext cx="1828800" cy="1359877"/>
-                    </a:xfrm>
-                    <a:prstGeom prst="rect"/>
-                  </pic:spPr>
-                </pic:pic>
-              </a:graphicData>
-            </a:graphic>
-          </wp:inline>
-        </w:drawing>
-      </w:r>
-    </w:p>
-    <w:p/>
-    <w:p>
-      <w:pPr>
-        <w:pStyle w:val="ListBullet"/>
-        <w:ind w:left="720"/>
-      </w:pPr>
-      <w:r>
-        <w:t xml:space="preserve">    ก</w:t>
-      </w:r>
-    </w:p>
-    <w:p>
-      <w:pPr>
-        <w:pStyle w:val="ListBullet"/>
-        <w:ind w:left="720"/>
-      </w:pPr>
-      <w:r>
-        <w:t xml:space="preserve">    ข</w:t>
-      </w:r>
-    </w:p>
-    <w:p>
-      <w:pPr>
-        <w:pStyle w:val="ListBullet"/>
-        <w:ind w:left="720"/>
-      </w:pPr>
-      <w:r>
-        <w:t xml:space="preserve">    ง</w:t>
-      </w:r>
-    </w:p>
-    <w:p/>
-    <w:p>
-      <w:r>
-        <w:rPr>
-          <w:sz w:val="24"/>
-        </w:rPr>
-        <w:t>ข้อ p2_l14_024: ถ้าวางเข็มทิศไว้ใกล้สายไฟที่มีกระแสไฟฟ้าคงที่ เข็มทิศจะเบนออกจากแนวเหนือ-ใต้ แสดงว่า</w:t>
-      </w:r>
-    </w:p>
-    <w:p>
-      <w:pPr>
-        <w:pStyle w:val="ListBullet"/>
-        <w:ind w:left="720"/>
-      </w:pPr>
-      <w:r>
-        <w:t xml:space="preserve">    ก</w:t>
-      </w:r>
-    </w:p>
-    <w:p>
-      <w:pPr>
-        <w:pStyle w:val="ListBullet"/>
-        <w:ind w:left="720"/>
-      </w:pPr>
-      <w:r>
-        <w:t xml:space="preserve">    ข</w:t>
-      </w:r>
-    </w:p>
-    <w:p>
-      <w:pPr>
-        <w:pStyle w:val="ListBullet"/>
-        <w:ind w:left="720"/>
-      </w:pPr>
-      <w:r>
-        <w:t xml:space="preserve">    ค</w:t>
-      </w:r>
-    </w:p>
-    <w:p>
-      <w:pPr>
-        <w:pStyle w:val="ListBullet"/>
-        <w:ind w:left="720"/>
-      </w:pPr>
-      <w:r>
-        <w:t xml:space="preserve">    ง</w:t>
-      </w:r>
-    </w:p>
-    <w:p/>
-    <w:p>
-      <w:r>
-        <w:rPr>
-          <w:sz w:val="24"/>
-        </w:rPr>
-        <w:t>ข้อ p2_l14_025: ขดลวดตรงยาวมากมีจำนวนรอบต่อหนึ่งหน่วยความยาว n = 1000 รอบ/เมตร มีกระแส I = 2 A ไหลผ่าน สนามแม่เหล็กภายในขดลวดมีค่าเท่าใด (μ₀ = 4π × 10⁻⁷ T·m/A)</w:t>
-      </w:r>
-    </w:p>
-    <w:p>
-      <w:r>
-        <w:drawing>
-          <wp:inline xmlns:a="http://schemas.openxmlformats.org/drawingml/2006/main" xmlns:pic="http://schemas.openxmlformats.org/drawingml/2006/picture">
-            <wp:extent cx="1828800" cy="1359877"/>
-            <wp:docPr id="8" name="Picture 8"/>
-            <wp:cNvGraphicFramePr>
-              <a:graphicFrameLocks noChangeAspect="1"/>
-            </wp:cNvGraphicFramePr>
-            <a:graphic>
-              <a:graphicData uri="http://schemas.openxmlformats.org/drawingml/2006/picture">
-                <pic:pic>
-                  <pic:nvPicPr>
-                    <pic:cNvPr id="0" name="physics_img_q2_l14_002.png"/>
-                    <pic:cNvPicPr/>
-                  </pic:nvPicPr>
-                  <pic:blipFill>
-                    <a:blip r:embed="rId9"/>
-                    <a:stretch>
-                      <a:fillRect/>
-                    </a:stretch>
-                  </pic:blipFill>
-                  <pic:spPr>
-                    <a:xfrm>
-                      <a:off x="0" y="0"/>
-                      <a:ext cx="1828800" cy="1359877"/>
-                    </a:xfrm>
-                    <a:prstGeom prst="rect"/>
-                  </pic:spPr>
-                </pic:pic>
-              </a:graphicData>
-            </a:graphic>
-          </wp:inline>
-        </w:drawing>
-      </w:r>
-    </w:p>
-    <w:p/>
-    <w:p>
-      <w:pPr>
-        <w:pStyle w:val="ListBullet"/>
-        <w:ind w:left="720"/>
-      </w:pPr>
-      <w:r>
-        <w:t xml:space="preserve">    ก</w:t>
-      </w:r>
-    </w:p>
-    <w:p>
-      <w:pPr>
-        <w:pStyle w:val="ListBullet"/>
-        <w:ind w:left="720"/>
-      </w:pPr>
-      <w:r>
-        <w:t xml:space="preserve">    ข</w:t>
-      </w:r>
-    </w:p>
-    <w:p>
-      <w:pPr>
-        <w:pStyle w:val="ListBullet"/>
-        <w:ind w:left="720"/>
-      </w:pPr>
-      <w:r>
-        <w:t xml:space="preserve">    ค</w:t>
-      </w:r>
-    </w:p>
-    <w:p>
-      <w:pPr>
-        <w:pStyle w:val="ListBullet"/>
-        <w:ind w:left="720"/>
-      </w:pPr>
-      <w:r>
-        <w:t xml:space="preserve">    ง</w:t>
+        <w:t xml:space="preserve">    4. ง</w:t>
       </w:r>
     </w:p>
     <w:p/>

--- a/physics_course/word/lesson14.docx
+++ b/physics_course/word/lesson14.docx
@@ -188,43 +188,6 @@
         <w:t>5. แม่เหล็กถาวรมีขั้วแม่เหล็กกี่ขั้ว และขั้วที่ชอบชี้ไปทางทิศเหนือทางภูมิศาสตร์เรียกว่าขั้วอะไร</w:t>
       </w:r>
     </w:p>
-    <w:p>
-      <w:r>
-        <w:drawing>
-          <wp:inline xmlns:a="http://schemas.openxmlformats.org/drawingml/2006/main" xmlns:pic="http://schemas.openxmlformats.org/drawingml/2006/picture">
-            <wp:extent cx="1828800" cy="1359877"/>
-            <wp:docPr id="1" name="Picture 1"/>
-            <wp:cNvGraphicFramePr>
-              <a:graphicFrameLocks noChangeAspect="1"/>
-            </wp:cNvGraphicFramePr>
-            <a:graphic>
-              <a:graphicData uri="http://schemas.openxmlformats.org/drawingml/2006/picture">
-                <pic:pic>
-                  <pic:nvPicPr>
-                    <pic:cNvPr id="0" name="physics_img_5.png"/>
-                    <pic:cNvPicPr/>
-                  </pic:nvPicPr>
-                  <pic:blipFill>
-                    <a:blip r:embed="rId9"/>
-                    <a:stretch>
-                      <a:fillRect/>
-                    </a:stretch>
-                  </pic:blipFill>
-                  <pic:spPr>
-                    <a:xfrm>
-                      <a:off x="0" y="0"/>
-                      <a:ext cx="1828800" cy="1359877"/>
-                    </a:xfrm>
-                    <a:prstGeom prst="rect"/>
-                  </pic:spPr>
-                </pic:pic>
-              </a:graphicData>
-            </a:graphic>
-          </wp:inline>
-        </w:drawing>
-      </w:r>
-    </w:p>
-    <w:p/>
     <w:p>
       <w:pPr>
         <w:ind w:left="720"/>
@@ -431,43 +394,6 @@
       </w:r>
     </w:p>
     <w:p>
-      <w:r>
-        <w:drawing>
-          <wp:inline xmlns:a="http://schemas.openxmlformats.org/drawingml/2006/main" xmlns:pic="http://schemas.openxmlformats.org/drawingml/2006/picture">
-            <wp:extent cx="1828800" cy="1359877"/>
-            <wp:docPr id="2" name="Picture 2"/>
-            <wp:cNvGraphicFramePr>
-              <a:graphicFrameLocks noChangeAspect="1"/>
-            </wp:cNvGraphicFramePr>
-            <a:graphic>
-              <a:graphicData uri="http://schemas.openxmlformats.org/drawingml/2006/picture">
-                <pic:pic>
-                  <pic:nvPicPr>
-                    <pic:cNvPr id="0" name="physics_img_10.png"/>
-                    <pic:cNvPicPr/>
-                  </pic:nvPicPr>
-                  <pic:blipFill>
-                    <a:blip r:embed="rId10"/>
-                    <a:stretch>
-                      <a:fillRect/>
-                    </a:stretch>
-                  </pic:blipFill>
-                  <pic:spPr>
-                    <a:xfrm>
-                      <a:off x="0" y="0"/>
-                      <a:ext cx="1828800" cy="1359877"/>
-                    </a:xfrm>
-                    <a:prstGeom prst="rect"/>
-                  </pic:spPr>
-                </pic:pic>
-              </a:graphicData>
-            </a:graphic>
-          </wp:inline>
-        </w:drawing>
-      </w:r>
-    </w:p>
-    <w:p/>
-    <w:p>
       <w:pPr>
         <w:ind w:left="720"/>
       </w:pPr>
@@ -550,43 +476,6 @@
       </w:r>
     </w:p>
     <w:p>
-      <w:r>
-        <w:drawing>
-          <wp:inline xmlns:a="http://schemas.openxmlformats.org/drawingml/2006/main" xmlns:pic="http://schemas.openxmlformats.org/drawingml/2006/picture">
-            <wp:extent cx="1828800" cy="1359877"/>
-            <wp:docPr id="3" name="Picture 3"/>
-            <wp:cNvGraphicFramePr>
-              <a:graphicFrameLocks noChangeAspect="1"/>
-            </wp:cNvGraphicFramePr>
-            <a:graphic>
-              <a:graphicData uri="http://schemas.openxmlformats.org/drawingml/2006/picture">
-                <pic:pic>
-                  <pic:nvPicPr>
-                    <pic:cNvPr id="0" name="physics_img_5.png"/>
-                    <pic:cNvPicPr/>
-                  </pic:nvPicPr>
-                  <pic:blipFill>
-                    <a:blip r:embed="rId9"/>
-                    <a:stretch>
-                      <a:fillRect/>
-                    </a:stretch>
-                  </pic:blipFill>
-                  <pic:spPr>
-                    <a:xfrm>
-                      <a:off x="0" y="0"/>
-                      <a:ext cx="1828800" cy="1359877"/>
-                    </a:xfrm>
-                    <a:prstGeom prst="rect"/>
-                  </pic:spPr>
-                </pic:pic>
-              </a:graphicData>
-            </a:graphic>
-          </wp:inline>
-        </w:drawing>
-      </w:r>
-    </w:p>
-    <w:p/>
-    <w:p>
       <w:pPr>
         <w:ind w:left="720"/>
       </w:pPr>
@@ -668,43 +557,6 @@
         <w:t>14. เมื่อนำแผ่นกระดาษมาวางทับแท่งแม่เหล็กแล้วโรยผงเหล็กบนแผ่นกระดาษ ผงเหล็กจะจัดตัวเป็นรูปแบบใด</w:t>
       </w:r>
     </w:p>
-    <w:p>
-      <w:r>
-        <w:drawing>
-          <wp:inline xmlns:a="http://schemas.openxmlformats.org/drawingml/2006/main" xmlns:pic="http://schemas.openxmlformats.org/drawingml/2006/picture">
-            <wp:extent cx="1828800" cy="1359877"/>
-            <wp:docPr id="4" name="Picture 4"/>
-            <wp:cNvGraphicFramePr>
-              <a:graphicFrameLocks noChangeAspect="1"/>
-            </wp:cNvGraphicFramePr>
-            <a:graphic>
-              <a:graphicData uri="http://schemas.openxmlformats.org/drawingml/2006/picture">
-                <pic:pic>
-                  <pic:nvPicPr>
-                    <pic:cNvPr id="0" name="physics_img_14.png"/>
-                    <pic:cNvPicPr/>
-                  </pic:nvPicPr>
-                  <pic:blipFill>
-                    <a:blip r:embed="rId11"/>
-                    <a:stretch>
-                      <a:fillRect/>
-                    </a:stretch>
-                  </pic:blipFill>
-                  <pic:spPr>
-                    <a:xfrm>
-                      <a:off x="0" y="0"/>
-                      <a:ext cx="1828800" cy="1359877"/>
-                    </a:xfrm>
-                    <a:prstGeom prst="rect"/>
-                  </pic:spPr>
-                </pic:pic>
-              </a:graphicData>
-            </a:graphic>
-          </wp:inline>
-        </w:drawing>
-      </w:r>
-    </w:p>
-    <w:p/>
     <w:p>
       <w:pPr>
         <w:ind w:left="720"/>
@@ -869,43 +721,6 @@
         <w:t>18. ขดลวดรูปวงแหวนที่มีรัศมี r มีกระแส I ไหลผ่าน สนามแม่เหล็กที่จุดศูนย์กลางของขดลวดวงแหวนมีค่าเท่าใด</w:t>
       </w:r>
     </w:p>
-    <w:p>
-      <w:r>
-        <w:drawing>
-          <wp:inline xmlns:a="http://schemas.openxmlformats.org/drawingml/2006/main" xmlns:pic="http://schemas.openxmlformats.org/drawingml/2006/picture">
-            <wp:extent cx="1828800" cy="1359877"/>
-            <wp:docPr id="5" name="Picture 5"/>
-            <wp:cNvGraphicFramePr>
-              <a:graphicFrameLocks noChangeAspect="1"/>
-            </wp:cNvGraphicFramePr>
-            <a:graphic>
-              <a:graphicData uri="http://schemas.openxmlformats.org/drawingml/2006/picture">
-                <pic:pic>
-                  <pic:nvPicPr>
-                    <pic:cNvPr id="0" name="physics_img_10.png"/>
-                    <pic:cNvPicPr/>
-                  </pic:nvPicPr>
-                  <pic:blipFill>
-                    <a:blip r:embed="rId10"/>
-                    <a:stretch>
-                      <a:fillRect/>
-                    </a:stretch>
-                  </pic:blipFill>
-                  <pic:spPr>
-                    <a:xfrm>
-                      <a:off x="0" y="0"/>
-                      <a:ext cx="1828800" cy="1359877"/>
-                    </a:xfrm>
-                    <a:prstGeom prst="rect"/>
-                  </pic:spPr>
-                </pic:pic>
-              </a:graphicData>
-            </a:graphic>
-          </wp:inline>
-        </w:drawing>
-      </w:r>
-    </w:p>
-    <w:p/>
     <w:p>
       <w:pPr>
         <w:ind w:left="720"/>
